--- a/paper/ElasticBounds-r_v3.docx
+++ b/paper/ElasticBounds-r_v3.docx
@@ -37,178 +37,135 @@
         <w:t xml:space="preserve">Scott Moser</w:t>
       </w:r>
     </w:p>
-    <w:p>
-      <w:r>
-        <w:br w:type="page"/>
-      </w:r>
-    </w:p>
-    <w:p>
-      <w:r>
-        <w:br w:type="page"/>
-      </w:r>
-    </w:p>
-    <w:bookmarkStart w:id="20" w:name="preamble"/>
-    <w:p>
-      <w:pPr>
-        <w:pStyle w:val="Heading1"/>
-      </w:pPr>
-      <w:r>
-        <w:t xml:space="preserve">1. Preamble</w:t>
-      </w:r>
-    </w:p>
-    <w:p>
-      <w:pPr>
+    <w:bookmarkStart w:id="20" w:name="introduction-and-conceptual-framework"/>
+    <w:p>
+      <w:pPr>
+        <w:pStyle w:val="Heading3"/>
+      </w:pPr>
+      <w:r>
+        <w:t xml:space="preserve">0.0.1 1.</w:t>
+      </w:r>
+      <w:r>
+        <w:t xml:space="preserve"> </w:t>
+      </w:r>
+      <w:r>
+        <w:rPr>
+          <w:b/>
+          <w:bCs/>
+        </w:rPr>
+        <w:t xml:space="preserve">Introduction and Conceptual Framework</w:t>
+      </w:r>
+    </w:p>
+    <w:p>
+      <w:pPr>
+        <w:pStyle w:val="Compact"/>
         <w:numPr>
           <w:ilvl w:val="0"/>
           <w:numId w:val="1001"/>
         </w:numPr>
       </w:pPr>
       <w:r>
-        <w:t xml:space="preserve">The widespread use of Pearson’s</w:t>
-      </w:r>
-      <w:r>
-        <w:t xml:space="preserve"> </w:t>
-      </w:r>
-      <m:oMath>
-        <m:r>
-          <m:t>r</m:t>
-        </m:r>
-      </m:oMath>
-      <w:r>
-        <w:t xml:space="preserve"> </w:t>
-      </w:r>
-      <w:r>
-        <w:t xml:space="preserve">with ordinal data.</w:t>
-      </w:r>
-      <w:r>
-        <w:br/>
-      </w:r>
-    </w:p>
-    <w:p>
-      <w:pPr>
+        <w:t xml:space="preserve">Research motivation and objectives</w:t>
+      </w:r>
+    </w:p>
+    <w:p>
+      <w:pPr>
+        <w:pStyle w:val="Compact"/>
         <w:numPr>
           <w:ilvl w:val="0"/>
           <w:numId w:val="1001"/>
         </w:numPr>
       </w:pPr>
       <w:r>
-        <w:t xml:space="preserve">The problem of elasticity: how max/min bounds of</w:t>
-      </w:r>
-      <w:r>
-        <w:t xml:space="preserve"> </w:t>
-      </w:r>
-      <m:oMath>
-        <m:r>
-          <m:t>r</m:t>
-        </m:r>
-      </m:oMath>
-      <w:r>
-        <w:t xml:space="preserve"> </w:t>
-      </w:r>
-      <w:r>
-        <w:t xml:space="preserve">vary with marginals.</w:t>
-      </w:r>
-      <w:r>
-        <w:br/>
-      </w:r>
-    </w:p>
-    <w:p>
-      <w:pPr>
+        <w:t xml:space="preserve">Overview of limitations in current correlation testing with ordinal data</w:t>
+      </w:r>
+    </w:p>
+    <w:bookmarkEnd w:id="20"/>
+    <w:bookmarkStart w:id="21" w:name="X53c8a82c77f1b986268ae875ccb52e0e87aabf2"/>
+    <w:p>
+      <w:pPr>
+        <w:pStyle w:val="Heading3"/>
+      </w:pPr>
+      <w:r>
+        <w:t xml:space="preserve">0.0.2 2.</w:t>
+      </w:r>
+      <w:r>
+        <w:t xml:space="preserve"> </w:t>
+      </w:r>
+      <w:r>
+        <w:rPr>
+          <w:b/>
+          <w:bCs/>
+        </w:rPr>
+        <w:t xml:space="preserve">Theoretical Bounds on Correlation Coefficients</w:t>
+      </w:r>
+    </w:p>
+    <w:p>
+      <w:pPr>
+        <w:pStyle w:val="Compact"/>
         <w:numPr>
           <w:ilvl w:val="0"/>
-          <w:numId w:val="1001"/>
+          <w:numId w:val="1002"/>
         </w:numPr>
       </w:pPr>
       <w:r>
-        <w:t xml:space="preserve">Contributions:</w:t>
+        <w:t xml:space="preserve">Mathematical explanation of R-min and R-max</w:t>
       </w:r>
     </w:p>
     <w:p>
       <w:pPr>
         <w:pStyle w:val="Compact"/>
         <w:numPr>
-          <w:ilvl w:val="1"/>
+          <w:ilvl w:val="0"/>
           <w:numId w:val="1002"/>
         </w:numPr>
       </w:pPr>
       <w:r>
-        <w:t xml:space="preserve">Theory of optimal bounds</w:t>
-      </w:r>
-      <w:r>
-        <w:br/>
+        <w:t xml:space="preserve">Elasticity and asymmetry due to marginal distributions</w:t>
       </w:r>
     </w:p>
     <w:p>
       <w:pPr>
         <w:pStyle w:val="Compact"/>
         <w:numPr>
-          <w:ilvl w:val="1"/>
+          <w:ilvl w:val="0"/>
           <w:numId w:val="1002"/>
         </w:numPr>
       </w:pPr>
       <w:r>
-        <w:t xml:space="preserve">Symmetry-breaking conditions</w:t>
-      </w:r>
-      <w:r>
-        <w:br/>
+        <w:t xml:space="preserve">Implications for standard significance tests</w:t>
       </w:r>
     </w:p>
     <w:p>
       <w:pPr>
         <w:pStyle w:val="Compact"/>
         <w:numPr>
-          <w:ilvl w:val="1"/>
+          <w:ilvl w:val="0"/>
           <w:numId w:val="1002"/>
         </w:numPr>
       </w:pPr>
       <w:r>
-        <w:t xml:space="preserve">Empirical consequences</w:t>
-      </w:r>
-      <w:r>
-        <w:t xml:space="preserve"> </w:t>
-      </w:r>
-      <m:oMath>
-        <m:r>
-          <m:rPr>
-            <m:sty m:val="p"/>
-          </m:rPr>
-          <m:t>⤳</m:t>
-        </m:r>
-      </m:oMath>
-      <w:r>
-        <w:t xml:space="preserve"> </w:t>
-      </w:r>
-      <w:r>
-        <w:t xml:space="preserve">hypo testing and significance</w:t>
-      </w:r>
-    </w:p>
-    <w:p>
-      <w:pPr>
-        <w:pStyle w:val="Compact"/>
-        <w:numPr>
-          <w:ilvl w:val="1"/>
-          <w:numId w:val="1002"/>
-        </w:numPr>
-      </w:pPr>
-      <w:r>
-        <w:t xml:space="preserve">Supporting tools</w:t>
-      </w:r>
-    </w:p>
-    <w:p>
-      <w:pPr>
-        <w:pStyle w:val="FirstParagraph"/>
-      </w:pPr>
-      <w:r>
-        <w:t xml:space="preserve">The</w:t>
-      </w:r>
-      <w:r>
-        <w:t xml:space="preserve"> </w:t>
-      </w:r>
-      <w:r>
-        <w:t xml:space="preserve">‘Point’</w:t>
-      </w:r>
-      <w:r>
-        <w:t xml:space="preserve">:</w:t>
+        <w:t xml:space="preserve">Note on Freshet bounds anomaly (appendix or highlighted sidebar)</w:t>
+      </w:r>
+    </w:p>
+    <w:bookmarkEnd w:id="21"/>
+    <w:bookmarkStart w:id="22" w:name="X17e3cf3f19165181793b69fa8149327f3f6df82"/>
+    <w:p>
+      <w:pPr>
+        <w:pStyle w:val="Heading3"/>
+      </w:pPr>
+      <w:r>
+        <w:t xml:space="preserve">0.0.3 3.</w:t>
+      </w:r>
+      <w:r>
+        <w:t xml:space="preserve"> </w:t>
+      </w:r>
+      <w:r>
+        <w:rPr>
+          <w:b/>
+          <w:bCs/>
+        </w:rPr>
+        <w:t xml:space="preserve">Measurement Issues and Metrics of Constraint</w:t>
       </w:r>
     </w:p>
     <w:p>
@@ -220,6 +177,630 @@
         </w:numPr>
       </w:pPr>
       <w:r>
+        <w:t xml:space="preserve">Problems with interval assumptions in ordinal categorical data</w:t>
+      </w:r>
+    </w:p>
+    <w:p>
+      <w:pPr>
+        <w:pStyle w:val="Compact"/>
+        <w:numPr>
+          <w:ilvl w:val="0"/>
+          <w:numId w:val="1003"/>
+        </w:numPr>
+      </w:pPr>
+      <w:r>
+        <w:t xml:space="preserve">Alternatives to traditional scaling (psychometric, text-based)</w:t>
+      </w:r>
+    </w:p>
+    <w:p>
+      <w:pPr>
+        <w:pStyle w:val="Compact"/>
+        <w:numPr>
+          <w:ilvl w:val="0"/>
+          <w:numId w:val="1003"/>
+        </w:numPr>
+      </w:pPr>
+      <w:r>
+        <w:t xml:space="preserve">Concept of boundedness and its distortion effects</w:t>
+      </w:r>
+    </w:p>
+    <w:p>
+      <w:pPr>
+        <w:pStyle w:val="Compact"/>
+        <w:numPr>
+          <w:ilvl w:val="0"/>
+          <w:numId w:val="1003"/>
+        </w:numPr>
+      </w:pPr>
+      <w:r>
+        <w:t xml:space="preserve">Proposed metrics of constraint: linear and squared shrinkage measures</w:t>
+      </w:r>
+    </w:p>
+    <w:p>
+      <w:pPr>
+        <w:pStyle w:val="Compact"/>
+        <w:numPr>
+          <w:ilvl w:val="0"/>
+          <w:numId w:val="1003"/>
+        </w:numPr>
+      </w:pPr>
+      <w:r>
+        <w:t xml:space="preserve">R² interpretation under bounded conditions</w:t>
+      </w:r>
+    </w:p>
+    <w:bookmarkEnd w:id="22"/>
+    <w:bookmarkStart w:id="23" w:name="simulations-and-monte-carlo-approaches"/>
+    <w:p>
+      <w:pPr>
+        <w:pStyle w:val="Heading3"/>
+      </w:pPr>
+      <w:r>
+        <w:t xml:space="preserve">0.0.4 4.</w:t>
+      </w:r>
+      <w:r>
+        <w:t xml:space="preserve"> </w:t>
+      </w:r>
+      <w:r>
+        <w:rPr>
+          <w:b/>
+          <w:bCs/>
+        </w:rPr>
+        <w:t xml:space="preserve">Simulations and Monte Carlo Approaches</w:t>
+      </w:r>
+    </w:p>
+    <w:p>
+      <w:pPr>
+        <w:pStyle w:val="Compact"/>
+        <w:numPr>
+          <w:ilvl w:val="0"/>
+          <w:numId w:val="1004"/>
+        </w:numPr>
+      </w:pPr>
+      <w:r>
+        <w:t xml:space="preserve">Design of permutation and Monte Carlo simulations</w:t>
+      </w:r>
+    </w:p>
+    <w:p>
+      <w:pPr>
+        <w:pStyle w:val="Compact"/>
+        <w:numPr>
+          <w:ilvl w:val="0"/>
+          <w:numId w:val="1004"/>
+        </w:numPr>
+      </w:pPr>
+      <w:r>
+        <w:t xml:space="preserve">Bias and error analysis under null hypotheses</w:t>
+      </w:r>
+    </w:p>
+    <w:p>
+      <w:pPr>
+        <w:pStyle w:val="Compact"/>
+        <w:numPr>
+          <w:ilvl w:val="0"/>
+          <w:numId w:val="1004"/>
+        </w:numPr>
+      </w:pPr>
+      <w:r>
+        <w:t xml:space="preserve">Role of mean, skewness, variance in predicting constraint metrics</w:t>
+      </w:r>
+    </w:p>
+    <w:bookmarkEnd w:id="23"/>
+    <w:bookmarkStart w:id="24" w:name="empirical-illustration-using-bes-data"/>
+    <w:p>
+      <w:pPr>
+        <w:pStyle w:val="Heading3"/>
+      </w:pPr>
+      <w:r>
+        <w:t xml:space="preserve">0.0.5 5.</w:t>
+      </w:r>
+      <w:r>
+        <w:t xml:space="preserve"> </w:t>
+      </w:r>
+      <w:r>
+        <w:rPr>
+          <w:b/>
+          <w:bCs/>
+        </w:rPr>
+        <w:t xml:space="preserve">Empirical Illustration Using BES Data</w:t>
+      </w:r>
+    </w:p>
+    <w:p>
+      <w:pPr>
+        <w:pStyle w:val="Compact"/>
+        <w:numPr>
+          <w:ilvl w:val="0"/>
+          <w:numId w:val="1005"/>
+        </w:numPr>
+      </w:pPr>
+      <w:r>
+        <w:t xml:space="preserve">Justification for selection: a typical but not representative case</w:t>
+      </w:r>
+    </w:p>
+    <w:p>
+      <w:pPr>
+        <w:pStyle w:val="Compact"/>
+        <w:numPr>
+          <w:ilvl w:val="0"/>
+          <w:numId w:val="1005"/>
+        </w:numPr>
+      </w:pPr>
+      <w:r>
+        <w:t xml:space="preserve">Application of shrinkage and constraint metrics to BES</w:t>
+      </w:r>
+    </w:p>
+    <w:p>
+      <w:pPr>
+        <w:pStyle w:val="Compact"/>
+        <w:numPr>
+          <w:ilvl w:val="0"/>
+          <w:numId w:val="1005"/>
+        </w:numPr>
+      </w:pPr>
+      <w:r>
+        <w:t xml:space="preserve">Comparison to simulation outcomes</w:t>
+      </w:r>
+    </w:p>
+    <w:bookmarkEnd w:id="24"/>
+    <w:bookmarkStart w:id="25" w:name="Xe15f0639d0c5c9cbbf1124621feb129f907c9da"/>
+    <w:p>
+      <w:pPr>
+        <w:pStyle w:val="Heading3"/>
+      </w:pPr>
+      <w:r>
+        <w:t xml:space="preserve">0.0.6 6.</w:t>
+      </w:r>
+      <w:r>
+        <w:t xml:space="preserve"> </w:t>
+      </w:r>
+      <w:r>
+        <w:rPr>
+          <w:b/>
+          <w:bCs/>
+        </w:rPr>
+        <w:t xml:space="preserve">Implications for Applied Research and Tools</w:t>
+      </w:r>
+    </w:p>
+    <w:p>
+      <w:pPr>
+        <w:pStyle w:val="Compact"/>
+        <w:numPr>
+          <w:ilvl w:val="0"/>
+          <w:numId w:val="1006"/>
+        </w:numPr>
+      </w:pPr>
+      <w:r>
+        <w:t xml:space="preserve">Critique of statistical purism in significance testing</w:t>
+      </w:r>
+    </w:p>
+    <w:p>
+      <w:pPr>
+        <w:pStyle w:val="Compact"/>
+        <w:numPr>
+          <w:ilvl w:val="1"/>
+          <w:numId w:val="1007"/>
+        </w:numPr>
+      </w:pPr>
+      <w:r>
+        <w:t xml:space="preserve">Critique of over-reliance on significance without consideration of boundedness or constraint metrics.</w:t>
+      </w:r>
+    </w:p>
+    <w:p>
+      <w:pPr>
+        <w:pStyle w:val="Compact"/>
+        <w:numPr>
+          <w:ilvl w:val="0"/>
+          <w:numId w:val="1006"/>
+        </w:numPr>
+      </w:pPr>
+      <w:r>
+        <w:t xml:space="preserve">Reframing effect size: from absolute value to bounded context and RE-SCALING:</w:t>
+      </w:r>
+    </w:p>
+    <w:p>
+      <w:pPr>
+        <w:pStyle w:val="Compact"/>
+        <w:numPr>
+          <w:ilvl w:val="1"/>
+          <w:numId w:val="1008"/>
+        </w:numPr>
+      </w:pPr>
+      <w:r>
+        <w:t xml:space="preserve">Map</w:t>
+      </w:r>
+      <w:r>
+        <w:t xml:space="preserve"> </w:t>
+      </w:r>
+      <m:oMath>
+        <m:sSub>
+          <m:e>
+            <m:r>
+              <m:t>r</m:t>
+            </m:r>
+          </m:e>
+          <m:sub>
+            <m:r>
+              <m:t>m</m:t>
+            </m:r>
+            <m:r>
+              <m:t>i</m:t>
+            </m:r>
+            <m:r>
+              <m:t>n</m:t>
+            </m:r>
+          </m:sub>
+        </m:sSub>
+      </m:oMath>
+      <w:r>
+        <w:t xml:space="preserve"> </w:t>
+      </w:r>
+      <w:r>
+        <w:t xml:space="preserve">to -1, etc.</w:t>
+      </w:r>
+    </w:p>
+    <w:p>
+      <w:pPr>
+        <w:pStyle w:val="Compact"/>
+        <w:numPr>
+          <w:ilvl w:val="1"/>
+          <w:numId w:val="1008"/>
+        </w:numPr>
+      </w:pPr>
+      <w:r>
+        <w:t xml:space="preserve">Map</w:t>
+      </w:r>
+      <w:r>
+        <w:t xml:space="preserve"> </w:t>
+      </w:r>
+      <m:oMath>
+        <m:sSup>
+          <m:e>
+            <m:acc>
+              <m:accPr>
+                <m:chr m:val="̂"/>
+              </m:accPr>
+              <m:e>
+                <m:r>
+                  <m:t>r</m:t>
+                </m:r>
+              </m:e>
+            </m:acc>
+          </m:e>
+          <m:sup>
+            <m:r>
+              <m:t>2</m:t>
+            </m:r>
+          </m:sup>
+        </m:sSup>
+      </m:oMath>
+      <w:r>
+        <w:t xml:space="preserve"> </w:t>
+      </w:r>
+      <w:r>
+        <w:t xml:space="preserve">to</w:t>
+      </w:r>
+      <w:r>
+        <w:t xml:space="preserve"> </w:t>
+      </w:r>
+      <m:oMath>
+        <m:d>
+          <m:dPr>
+            <m:begChr m:val="["/>
+            <m:endChr m:val="]"/>
+            <m:sepChr m:val=""/>
+            <m:grow/>
+          </m:dPr>
+          <m:e>
+            <m:r>
+              <m:t>0</m:t>
+            </m:r>
+            <m:r>
+              <m:rPr>
+                <m:sty m:val="p"/>
+              </m:rPr>
+              <m:t>,</m:t>
+            </m:r>
+            <m:r>
+              <m:t>1</m:t>
+            </m:r>
+          </m:e>
+        </m:d>
+      </m:oMath>
+      <w:r>
+        <w:t xml:space="preserve">, the re-scale</w:t>
+      </w:r>
+      <w:r>
+        <w:t xml:space="preserve"> </w:t>
+      </w:r>
+      <m:oMath>
+        <m:sSub>
+          <m:e>
+            <m:acc>
+              <m:accPr>
+                <m:chr m:val="̂"/>
+              </m:accPr>
+              <m:e>
+                <m:r>
+                  <m:t>r</m:t>
+                </m:r>
+              </m:e>
+            </m:acc>
+          </m:e>
+          <m:sub>
+            <m:r>
+              <m:t>a</m:t>
+            </m:r>
+            <m:r>
+              <m:t>d</m:t>
+            </m:r>
+            <m:r>
+              <m:t>j</m:t>
+            </m:r>
+          </m:sub>
+        </m:sSub>
+      </m:oMath>
+      <w:r>
+        <w:t xml:space="preserve"> </w:t>
+      </w:r>
+      <w:r>
+        <w:t xml:space="preserve">by preserving sign(?)</w:t>
+      </w:r>
+    </w:p>
+    <w:p>
+      <w:pPr>
+        <w:pStyle w:val="Compact"/>
+        <w:numPr>
+          <w:ilvl w:val="0"/>
+          <w:numId w:val="1006"/>
+        </w:numPr>
+      </w:pPr>
+      <w:r>
+        <w:t xml:space="preserve">Practical guidance for analysts: how to assess when elastic bounds affect inference.</w:t>
+      </w:r>
+    </w:p>
+    <w:p>
+      <w:pPr>
+        <w:pStyle w:val="Compact"/>
+        <w:numPr>
+          <w:ilvl w:val="0"/>
+          <w:numId w:val="1006"/>
+        </w:numPr>
+      </w:pPr>
+      <w:r>
+        <w:t xml:space="preserve">Overview of accompanying software tools or R functions developed.</w:t>
+      </w:r>
+    </w:p>
+    <w:bookmarkEnd w:id="25"/>
+    <w:bookmarkStart w:id="26" w:name="open-questions"/>
+    <w:p>
+      <w:pPr>
+        <w:pStyle w:val="Heading3"/>
+      </w:pPr>
+      <w:r>
+        <w:t xml:space="preserve">0.0.7 7.</w:t>
+      </w:r>
+      <w:r>
+        <w:t xml:space="preserve"> </w:t>
+      </w:r>
+      <w:r>
+        <w:rPr>
+          <w:b/>
+          <w:bCs/>
+        </w:rPr>
+        <w:t xml:space="preserve">Open Questions</w:t>
+      </w:r>
+    </w:p>
+    <w:bookmarkEnd w:id="26"/>
+    <w:bookmarkStart w:id="27" w:name="conclusions"/>
+    <w:p>
+      <w:pPr>
+        <w:pStyle w:val="Heading3"/>
+      </w:pPr>
+      <w:r>
+        <w:t xml:space="preserve">0.0.8 8.</w:t>
+      </w:r>
+      <w:r>
+        <w:t xml:space="preserve"> </w:t>
+      </w:r>
+      <w:r>
+        <w:rPr>
+          <w:b/>
+          <w:bCs/>
+        </w:rPr>
+        <w:t xml:space="preserve">Conclusions</w:t>
+      </w:r>
+    </w:p>
+    <w:p>
+      <w:pPr>
+        <w:pStyle w:val="FirstParagraph"/>
+      </w:pPr>
+      <w:r>
+        <w:t xml:space="preserve">(Hardy et al., 1952)</w:t>
+      </w:r>
+    </w:p>
+    <w:p>
+      <w:r>
+        <w:br w:type="page"/>
+      </w:r>
+    </w:p>
+    <w:p>
+      <w:r>
+        <w:br w:type="page"/>
+      </w:r>
+    </w:p>
+    <w:bookmarkEnd w:id="27"/>
+    <w:bookmarkStart w:id="28" w:name="preamble"/>
+    <w:p>
+      <w:pPr>
+        <w:pStyle w:val="Heading1"/>
+      </w:pPr>
+      <w:r>
+        <w:t xml:space="preserve">1. Preamble</w:t>
+      </w:r>
+    </w:p>
+    <w:p>
+      <w:pPr>
+        <w:numPr>
+          <w:ilvl w:val="0"/>
+          <w:numId w:val="1009"/>
+        </w:numPr>
+      </w:pPr>
+      <w:r>
+        <w:t xml:space="preserve">The widespread use of Pearson’s</w:t>
+      </w:r>
+      <w:r>
+        <w:t xml:space="preserve"> </w:t>
+      </w:r>
+      <m:oMath>
+        <m:r>
+          <m:t>r</m:t>
+        </m:r>
+      </m:oMath>
+      <w:r>
+        <w:t xml:space="preserve"> </w:t>
+      </w:r>
+      <w:r>
+        <w:t xml:space="preserve">with ordinal data.</w:t>
+      </w:r>
+      <w:r>
+        <w:br/>
+      </w:r>
+    </w:p>
+    <w:p>
+      <w:pPr>
+        <w:numPr>
+          <w:ilvl w:val="0"/>
+          <w:numId w:val="1009"/>
+        </w:numPr>
+      </w:pPr>
+      <w:r>
+        <w:t xml:space="preserve">The problem of elasticity: how max/min bounds of</w:t>
+      </w:r>
+      <w:r>
+        <w:t xml:space="preserve"> </w:t>
+      </w:r>
+      <m:oMath>
+        <m:r>
+          <m:t>r</m:t>
+        </m:r>
+      </m:oMath>
+      <w:r>
+        <w:t xml:space="preserve"> </w:t>
+      </w:r>
+      <w:r>
+        <w:t xml:space="preserve">vary with marginals.</w:t>
+      </w:r>
+      <w:r>
+        <w:br/>
+      </w:r>
+    </w:p>
+    <w:p>
+      <w:pPr>
+        <w:numPr>
+          <w:ilvl w:val="0"/>
+          <w:numId w:val="1009"/>
+        </w:numPr>
+      </w:pPr>
+      <w:r>
+        <w:t xml:space="preserve">Contributions:</w:t>
+      </w:r>
+    </w:p>
+    <w:p>
+      <w:pPr>
+        <w:pStyle w:val="Compact"/>
+        <w:numPr>
+          <w:ilvl w:val="1"/>
+          <w:numId w:val="1010"/>
+        </w:numPr>
+      </w:pPr>
+      <w:r>
+        <w:t xml:space="preserve">Theory of optimal bounds</w:t>
+      </w:r>
+      <w:r>
+        <w:br/>
+      </w:r>
+    </w:p>
+    <w:p>
+      <w:pPr>
+        <w:pStyle w:val="Compact"/>
+        <w:numPr>
+          <w:ilvl w:val="1"/>
+          <w:numId w:val="1010"/>
+        </w:numPr>
+      </w:pPr>
+      <w:r>
+        <w:t xml:space="preserve">Symmetry-breaking conditions</w:t>
+      </w:r>
+      <w:r>
+        <w:br/>
+      </w:r>
+    </w:p>
+    <w:p>
+      <w:pPr>
+        <w:pStyle w:val="Compact"/>
+        <w:numPr>
+          <w:ilvl w:val="1"/>
+          <w:numId w:val="1010"/>
+        </w:numPr>
+      </w:pPr>
+      <w:r>
+        <w:t xml:space="preserve">Empirical consequences</w:t>
+      </w:r>
+      <w:r>
+        <w:t xml:space="preserve"> </w:t>
+      </w:r>
+      <m:oMath>
+        <m:r>
+          <m:rPr>
+            <m:sty m:val="p"/>
+          </m:rPr>
+          <m:t>⤳</m:t>
+        </m:r>
+      </m:oMath>
+      <w:r>
+        <w:t xml:space="preserve"> </w:t>
+      </w:r>
+      <w:r>
+        <w:t xml:space="preserve">hypo testing and significance</w:t>
+      </w:r>
+    </w:p>
+    <w:p>
+      <w:pPr>
+        <w:pStyle w:val="Compact"/>
+        <w:numPr>
+          <w:ilvl w:val="1"/>
+          <w:numId w:val="1010"/>
+        </w:numPr>
+      </w:pPr>
+      <w:r>
+        <w:t xml:space="preserve">Supporting tools</w:t>
+      </w:r>
+    </w:p>
+    <w:p>
+      <w:pPr>
+        <w:pStyle w:val="FirstParagraph"/>
+      </w:pPr>
+      <w:r>
+        <w:t xml:space="preserve">The</w:t>
+      </w:r>
+      <w:r>
+        <w:t xml:space="preserve"> </w:t>
+      </w:r>
+      <w:r>
+        <w:t xml:space="preserve">‘Point’</w:t>
+      </w:r>
+      <w:r>
+        <w:t xml:space="preserve">:</w:t>
+      </w:r>
+    </w:p>
+    <w:p>
+      <w:pPr>
+        <w:pStyle w:val="Compact"/>
+        <w:numPr>
+          <w:ilvl w:val="0"/>
+          <w:numId w:val="1011"/>
+        </w:numPr>
+      </w:pPr>
+      <w:r>
         <w:rPr>
           <w:i/>
           <w:iCs/>
@@ -244,7 +825,7 @@
         <w:pStyle w:val="Compact"/>
         <w:numPr>
           <w:ilvl w:val="1"/>
-          <w:numId w:val="1004"/>
+          <w:numId w:val="1012"/>
         </w:numPr>
       </w:pPr>
       <w:r>
@@ -273,7 +854,7 @@
         <w:pStyle w:val="Compact"/>
         <w:numPr>
           <w:ilvl w:val="0"/>
-          <w:numId w:val="1003"/>
+          <w:numId w:val="1011"/>
         </w:numPr>
       </w:pPr>
       <w:r>
@@ -295,7 +876,7 @@
         <w:pStyle w:val="Compact"/>
         <w:numPr>
           <w:ilvl w:val="0"/>
-          <w:numId w:val="1003"/>
+          <w:numId w:val="1011"/>
         </w:numPr>
       </w:pPr>
       <w:r>
@@ -350,14 +931,14 @@
         <w:t xml:space="preserve">) are incorrect and provide correct hypo testing (permutation/ randomization tests)</w:t>
       </w:r>
     </w:p>
-    <w:bookmarkEnd w:id="20"/>
-    <w:bookmarkStart w:id="23" w:name="introduction"/>
+    <w:bookmarkEnd w:id="28"/>
+    <w:bookmarkStart w:id="32" w:name="introduction-and-conceptual-setting"/>
     <w:p>
       <w:pPr>
         <w:pStyle w:val="Heading1"/>
       </w:pPr>
       <w:r>
-        <w:t xml:space="preserve">2. Introduction</w:t>
+        <w:t xml:space="preserve">2. Introduction and Conceptual Setting</w:t>
       </w:r>
     </w:p>
     <w:p>
@@ -469,7 +1050,7 @@
         <w:t xml:space="preserve">In the concluding section we discuss implications of our findings, suggestions for dealing with this problem for applied researchers, and directions for further research.</w:t>
       </w:r>
     </w:p>
-    <w:bookmarkStart w:id="21" w:name="Xf8c637a8862c6456edcdf58f03db81712d2713c"/>
+    <w:bookmarkStart w:id="29" w:name="Xf8c637a8862c6456edcdf58f03db81712d2713c"/>
     <w:p>
       <w:pPr>
         <w:pStyle w:val="Heading2"/>
@@ -639,8 +1220,8 @@
         <w:t xml:space="preserve">The nature of this issue is the subject of the next section.</w:t>
       </w:r>
     </w:p>
-    <w:bookmarkEnd w:id="21"/>
-    <w:bookmarkStart w:id="22" w:name="X0f68702390d6cd08ae85ac9307ee5ba90125ad6"/>
+    <w:bookmarkEnd w:id="29"/>
+    <w:bookmarkStart w:id="30" w:name="X0f68702390d6cd08ae85ac9307ee5ba90125ad6"/>
     <w:p>
       <w:pPr>
         <w:pStyle w:val="Heading2"/>
@@ -666,7 +1247,7 @@
         <w:pStyle w:val="Compact"/>
         <w:numPr>
           <w:ilvl w:val="0"/>
-          <w:numId w:val="1005"/>
+          <w:numId w:val="1013"/>
         </w:numPr>
       </w:pPr>
       <w:r>
@@ -678,7 +1259,7 @@
         <w:pStyle w:val="Compact"/>
         <w:numPr>
           <w:ilvl w:val="0"/>
-          <w:numId w:val="1005"/>
+          <w:numId w:val="1013"/>
         </w:numPr>
       </w:pPr>
       <w:r>
@@ -690,7 +1271,7 @@
         <w:pStyle w:val="Compact"/>
         <w:numPr>
           <w:ilvl w:val="0"/>
-          <w:numId w:val="1005"/>
+          <w:numId w:val="1013"/>
         </w:numPr>
       </w:pPr>
       <w:r>
@@ -716,7 +1297,7 @@
         <w:pStyle w:val="Compact"/>
         <w:numPr>
           <w:ilvl w:val="0"/>
-          <w:numId w:val="1006"/>
+          <w:numId w:val="1014"/>
         </w:numPr>
       </w:pPr>
       <w:r>
@@ -728,7 +1309,7 @@
         <w:pStyle w:val="Compact"/>
         <w:numPr>
           <w:ilvl w:val="0"/>
-          <w:numId w:val="1006"/>
+          <w:numId w:val="1014"/>
         </w:numPr>
       </w:pPr>
       <w:r>
@@ -748,7 +1329,7 @@
         <w:pStyle w:val="Compact"/>
         <w:numPr>
           <w:ilvl w:val="0"/>
-          <w:numId w:val="1007"/>
+          <w:numId w:val="1015"/>
         </w:numPr>
       </w:pPr>
       <w:r>
@@ -760,7 +1341,7 @@
         <w:pStyle w:val="Compact"/>
         <w:numPr>
           <w:ilvl w:val="0"/>
-          <w:numId w:val="1007"/>
+          <w:numId w:val="1015"/>
         </w:numPr>
       </w:pPr>
       <w:r>
@@ -772,7 +1353,7 @@
         <w:pStyle w:val="Compact"/>
         <w:numPr>
           <w:ilvl w:val="1"/>
-          <w:numId w:val="1008"/>
+          <w:numId w:val="1016"/>
         </w:numPr>
       </w:pPr>
       <w:r>
@@ -784,7 +1365,7 @@
         <w:pStyle w:val="Compact"/>
         <w:numPr>
           <w:ilvl w:val="1"/>
-          <w:numId w:val="1008"/>
+          <w:numId w:val="1016"/>
         </w:numPr>
       </w:pPr>
       <w:r>
@@ -810,7 +1391,7 @@
         <w:pStyle w:val="Compact"/>
         <w:numPr>
           <w:ilvl w:val="0"/>
-          <w:numId w:val="1009"/>
+          <w:numId w:val="1017"/>
         </w:numPr>
       </w:pPr>
       <w:r>
@@ -822,7 +1403,7 @@
         <w:pStyle w:val="Compact"/>
         <w:numPr>
           <w:ilvl w:val="0"/>
-          <w:numId w:val="1009"/>
+          <w:numId w:val="1017"/>
         </w:numPr>
       </w:pPr>
       <w:r>
@@ -834,7 +1415,7 @@
         <w:pStyle w:val="Compact"/>
         <w:numPr>
           <w:ilvl w:val="1"/>
-          <w:numId w:val="1010"/>
+          <w:numId w:val="1018"/>
         </w:numPr>
       </w:pPr>
       <w:r>
@@ -846,7 +1427,7 @@
         <w:pStyle w:val="Compact"/>
         <w:numPr>
           <w:ilvl w:val="1"/>
-          <w:numId w:val="1010"/>
+          <w:numId w:val="1018"/>
         </w:numPr>
       </w:pPr>
       <w:r>
@@ -858,7 +1439,7 @@
         <w:pStyle w:val="Compact"/>
         <w:numPr>
           <w:ilvl w:val="2"/>
-          <w:numId w:val="1011"/>
+          <w:numId w:val="1019"/>
         </w:numPr>
       </w:pPr>
       <w:r>
@@ -870,7 +1451,7 @@
         <w:pStyle w:val="Compact"/>
         <w:numPr>
           <w:ilvl w:val="2"/>
-          <w:numId w:val="1011"/>
+          <w:numId w:val="1019"/>
         </w:numPr>
       </w:pPr>
       <w:r>
@@ -890,7 +1471,7 @@
         <w:pStyle w:val="Compact"/>
         <w:numPr>
           <w:ilvl w:val="0"/>
-          <w:numId w:val="1012"/>
+          <w:numId w:val="1020"/>
         </w:numPr>
       </w:pPr>
       <w:r>
@@ -902,7 +1483,7 @@
         <w:pStyle w:val="Compact"/>
         <w:numPr>
           <w:ilvl w:val="0"/>
-          <w:numId w:val="1012"/>
+          <w:numId w:val="1020"/>
         </w:numPr>
       </w:pPr>
       <w:r>
@@ -914,7 +1495,7 @@
         <w:pStyle w:val="Compact"/>
         <w:numPr>
           <w:ilvl w:val="0"/>
-          <w:numId w:val="1012"/>
+          <w:numId w:val="1020"/>
         </w:numPr>
       </w:pPr>
       <w:r>
@@ -1054,15 +1635,14 @@
         <w:t xml:space="preserve">: is it smaller because the linear relationship is weaker, or because he constrainment is stronger?</w:t>
       </w:r>
     </w:p>
-    <w:bookmarkEnd w:id="22"/>
-    <w:bookmarkEnd w:id="23"/>
-    <w:bookmarkStart w:id="24" w:name="background-and-definitions"/>
-    <w:p>
-      <w:pPr>
-        <w:pStyle w:val="Heading1"/>
-      </w:pPr>
-      <w:r>
-        <w:t xml:space="preserve">3. Background and Definitions</w:t>
+    <w:bookmarkEnd w:id="30"/>
+    <w:bookmarkStart w:id="31" w:name="background-and-definitions"/>
+    <w:p>
+      <w:pPr>
+        <w:pStyle w:val="Heading2"/>
+      </w:pPr>
+      <w:r>
+        <w:t xml:space="preserve">2.3 Background and Definitions</w:t>
       </w:r>
     </w:p>
     <w:p>
@@ -1070,7 +1650,7 @@
         <w:pStyle w:val="Compact"/>
         <w:numPr>
           <w:ilvl w:val="0"/>
-          <w:numId w:val="1013"/>
+          <w:numId w:val="1021"/>
         </w:numPr>
       </w:pPr>
       <w:r>
@@ -1085,7 +1665,7 @@
         <w:pStyle w:val="Compact"/>
         <w:numPr>
           <w:ilvl w:val="0"/>
-          <w:numId w:val="1013"/>
+          <w:numId w:val="1021"/>
         </w:numPr>
       </w:pPr>
       <w:r>
@@ -1100,30 +1680,31 @@
         <w:pStyle w:val="Compact"/>
         <w:numPr>
           <w:ilvl w:val="0"/>
-          <w:numId w:val="1013"/>
+          <w:numId w:val="1021"/>
         </w:numPr>
       </w:pPr>
       <w:r>
         <w:t xml:space="preserve">Coupling and rearrangement in discrete settings</w:t>
       </w:r>
     </w:p>
-    <w:bookmarkEnd w:id="24"/>
-    <w:bookmarkStart w:id="31" w:name="theoretical-framework"/>
+    <w:bookmarkEnd w:id="31"/>
+    <w:bookmarkEnd w:id="32"/>
+    <w:bookmarkStart w:id="36" w:name="theoretical-framework"/>
     <w:p>
       <w:pPr>
         <w:pStyle w:val="Heading1"/>
       </w:pPr>
       <w:r>
-        <w:t xml:space="preserve">4. Theoretical Framework</w:t>
-      </w:r>
-    </w:p>
-    <w:bookmarkStart w:id="27" w:name="optimal-coupling-and-correlation-bounds"/>
+        <w:t xml:space="preserve">3. Theoretical Framework</w:t>
+      </w:r>
+    </w:p>
+    <w:bookmarkStart w:id="35" w:name="optimal-coupling-and-correlation-bounds"/>
     <w:p>
       <w:pPr>
         <w:pStyle w:val="Heading2"/>
       </w:pPr>
       <w:r>
-        <w:t xml:space="preserve">4.1 Optimal Coupling and Correlation Bounds</w:t>
+        <w:t xml:space="preserve">3.1 Optimal Coupling and Correlation Bounds</w:t>
       </w:r>
     </w:p>
     <w:p>
@@ -1134,8 +1715,8 @@
         <w:t xml:space="preserve">We formalize the problem of identifying the joint distribution (coupling) of two ordinal variables with fixed marginals that maximizes or minimizes the Pearson correlation.</w:t>
       </w:r>
     </w:p>
-    <w:bookmarkStart w:id="25" w:name="prop-max-product"/>
-    <w:bookmarkEnd w:id="25"/>
+    <w:bookmarkStart w:id="33" w:name="prop-max-product"/>
+    <w:bookmarkEnd w:id="33"/>
     <w:p>
       <w:pPr>
         <w:pStyle w:val="BodyText"/>
@@ -2800,25 +3381,7 @@
         <w:pStyle w:val="FirstParagraph"/>
       </w:pPr>
       <w:r>
-        <w:t xml:space="preserve">(Sorted in descending order for maximization)</w:t>
-      </w:r>
-    </w:p>
-    <w:p>
-      <w:pPr>
-        <w:pStyle w:val="Compact"/>
-        <w:numPr>
-          <w:ilvl w:val="0"/>
-          <w:numId w:val="1014"/>
-        </w:numPr>
-      </w:pPr>
-      <w:r>
-        <w:t xml:space="preserve">Expand discrete probability distributions into explicit observation-level sequences.</w:t>
-      </w:r>
-      <w:r>
-        <w:t xml:space="preserve"> </w:t>
-      </w:r>
-      <w:r>
-        <w:t xml:space="preserve">If</w:t>
+        <w:t xml:space="preserve">(Sorted in descending order for maximization). Next expand discrete probability distributions into explicit observation-level sequences. If</w:t>
       </w:r>
       <w:r>
         <w:t xml:space="preserve"> </w:t>
@@ -2861,7 +3424,7 @@
     </w:p>
     <w:p>
       <w:pPr>
-        <w:pStyle w:val="FirstParagraph"/>
+        <w:pStyle w:val="BodyText"/>
       </w:pPr>
       <w:r>
         <w:t xml:space="preserve">Hence, to maximize</w:t>
@@ -2923,7 +3486,7 @@
       <w:pPr>
         <w:numPr>
           <w:ilvl w:val="0"/>
-          <w:numId w:val="1015"/>
+          <w:numId w:val="1022"/>
         </w:numPr>
       </w:pPr>
       <w:r>
@@ -2956,11 +3519,36 @@
       <w:pPr>
         <w:numPr>
           <w:ilvl w:val="0"/>
-          <w:numId w:val="1015"/>
+          <w:numId w:val="1022"/>
         </w:numPr>
       </w:pPr>
       <w:r>
-        <w:t xml:space="preserve">By the Hardy–Littlewood–Pólya Rearrangement Inequality, this explicitly constructed pairing yields the maximum possible sum of products, hence maximizing</w:t>
+        <w:t xml:space="preserve">By the Hardy–Littlewood–Pólya Rearrangement Inequality</w:t>
+      </w:r>
+      <w:r>
+        <w:t xml:space="preserve"> </w:t>
+      </w:r>
+      <w:r>
+        <w:t xml:space="preserve">(</w:t>
+      </w:r>
+      <w:r>
+        <w:rPr>
+          <w:b/>
+          <w:bCs/>
+        </w:rPr>
+        <w:t xml:space="preserve">hard52?</w:t>
+      </w:r>
+      <w:r>
+        <w:t xml:space="preserve">)</w:t>
+      </w:r>
+      <w:r>
+        <w:t xml:space="preserve">, this explicitly constructed pairing yields the maximum possible sum of product</w:t>
+      </w:r>
+      <w:r>
+        <w:t xml:space="preserve">(Hardy et al., 1952)</w:t>
+      </w:r>
+      <w:r>
+        <w:t xml:space="preserve">s, hence maximizing</w:t>
       </w:r>
       <w:r>
         <w:t xml:space="preserve"> </w:t>
@@ -3111,7 +3699,7 @@
       <w:pPr>
         <w:numPr>
           <w:ilvl w:val="0"/>
-          <w:numId w:val="1016"/>
+          <w:numId w:val="1023"/>
         </w:numPr>
       </w:pPr>
       <w:r>
@@ -3146,7 +3734,35 @@
         <w:t xml:space="preserve"> </w:t>
       </w:r>
       <w:r>
-        <w:t xml:space="preserve">is achieved by comonotonic (DEFINE THIS!) arrangement:</w:t>
+        <w:t xml:space="preserve">is achieved by comonotonic (e.g. sorting values of</w:t>
+      </w:r>
+      <w:r>
+        <w:t xml:space="preserve"> </w:t>
+      </w:r>
+      <m:oMath>
+        <m:r>
+          <m:t>X</m:t>
+        </m:r>
+      </m:oMath>
+      <w:r>
+        <w:t xml:space="preserve"> </w:t>
+      </w:r>
+      <w:r>
+        <w:t xml:space="preserve">and</w:t>
+      </w:r>
+      <w:r>
+        <w:t xml:space="preserve"> </w:t>
+      </w:r>
+      <m:oMath>
+        <m:r>
+          <m:t>Y</m:t>
+        </m:r>
+      </m:oMath>
+      <w:r>
+        <w:t xml:space="preserve"> </w:t>
+      </w:r>
+      <w:r>
+        <w:t xml:space="preserve">from largest to smallest independently and pairing) arrangement:</w:t>
       </w:r>
     </w:p>
     <w:p>
@@ -3269,7 +3885,7 @@
       <w:pPr>
         <w:numPr>
           <w:ilvl w:val="0"/>
-          <w:numId w:val="1016"/>
+          <w:numId w:val="1023"/>
         </w:numPr>
       </w:pPr>
       <w:r>
@@ -4354,23 +4970,7 @@
         <w:t xml:space="preserve"> </w:t>
       </w:r>
       <w:r>
-        <w:t xml:space="preserve">First</w:t>
-      </w:r>
-      <w:r>
-        <w:t xml:space="preserve"> </w:t>
-      </w:r>
-      <w:r>
-        <w:rPr>
-          <w:i/>
-          <w:iCs/>
-        </w:rPr>
-        <w:t xml:space="preserve">sort</w:t>
-      </w:r>
-      <w:r>
-        <w:t xml:space="preserve"> </w:t>
-      </w:r>
-      <w:r>
-        <w:t xml:space="preserve">ranks from largest to smallest independently for both</w:t>
+        <w:t xml:space="preserve">First sort ranks from largest to smallest independently for both</w:t>
       </w:r>
       <w:r>
         <w:t xml:space="preserve"> </w:t>
@@ -4395,36 +4995,13 @@
         </m:r>
       </m:oMath>
       <w:r>
-        <w:t xml:space="preserve">; then</w:t>
-      </w:r>
-      <w:r>
-        <w:t xml:space="preserve"> </w:t>
-      </w:r>
-      <w:r>
-        <w:rPr>
-          <w:i/>
-          <w:iCs/>
-        </w:rPr>
-        <w:t xml:space="preserve">pair</w:t>
-      </w:r>
-      <w:r>
-        <w:t xml:space="preserve"> </w:t>
-      </w:r>
-      <w:r>
-        <w:t xml:space="preserve">ranks directly from highest to lowest available observations.</w:t>
+        <w:t xml:space="preserve">; then pair ranks directly from highest to lowest available observations.</w:t>
       </w:r>
     </w:p>
     <w:p>
       <w:pPr>
         <w:pStyle w:val="BodyText"/>
       </w:pPr>
-      <w:r>
-        <w:rPr>
-          <w:b/>
-          <w:bCs/>
-        </w:rPr>
-        <w:t xml:space="preserve">Minimum Expectation</w:t>
-      </w:r>
     </w:p>
     <w:p>
       <w:pPr>
@@ -4691,7 +5268,7 @@
       <w:pPr>
         <w:numPr>
           <w:ilvl w:val="0"/>
-          <w:numId w:val="1017"/>
+          <w:numId w:val="1024"/>
         </w:numPr>
       </w:pPr>
       <w:r>
@@ -4757,7 +5334,7 @@
         <w:pStyle w:val="Compact"/>
         <w:numPr>
           <w:ilvl w:val="1"/>
-          <w:numId w:val="1018"/>
+          <w:numId w:val="1025"/>
         </w:numPr>
       </w:pPr>
       <w:r>
@@ -4823,7 +5400,7 @@
         <w:pStyle w:val="Compact"/>
         <w:numPr>
           <w:ilvl w:val="2"/>
-          <w:numId w:val="1019"/>
+          <w:numId w:val="1026"/>
         </w:numPr>
       </w:pPr>
       <w:r>
@@ -5019,7 +5596,7 @@
       <w:pPr>
         <w:numPr>
           <w:ilvl w:val="0"/>
-          <w:numId w:val="1017"/>
+          <w:numId w:val="1024"/>
         </w:numPr>
       </w:pPr>
       <w:r>
@@ -5396,7 +5973,7 @@
       <w:pPr>
         <w:numPr>
           <w:ilvl w:val="0"/>
-          <w:numId w:val="1020"/>
+          <w:numId w:val="1027"/>
         </w:numPr>
       </w:pPr>
       <w:r>
@@ -5511,7 +6088,7 @@
       <w:pPr>
         <w:numPr>
           <w:ilvl w:val="0"/>
-          <w:numId w:val="1020"/>
+          <w:numId w:val="1027"/>
         </w:numPr>
       </w:pPr>
       <w:r>
@@ -6096,7 +6673,7 @@
         <w:pStyle w:val="Compact"/>
         <w:numPr>
           <w:ilvl w:val="0"/>
-          <w:numId w:val="1021"/>
+          <w:numId w:val="1028"/>
         </w:numPr>
       </w:pPr>
       <w:r>
@@ -7426,7 +8003,7 @@
         <w:pStyle w:val="Compact"/>
         <w:numPr>
           <w:ilvl w:val="0"/>
-          <w:numId w:val="1022"/>
+          <w:numId w:val="1029"/>
         </w:numPr>
       </w:pPr>
       <w:r>
@@ -7614,29 +8191,70 @@
         </m:r>
       </m:oMath>
       <w:r>
-        <w:t xml:space="preserve">.</w:t>
-      </w:r>
-      <w:r>
-        <w:t xml:space="preserve"> </w:t>
-      </w:r>
-      <w:r>
-        <w:t xml:space="preserve">There is an interesting conncetion to Fréchet–Hoeffding and Boole–Fréchet Inequalities, which we note but leave for future research.</w:t>
+        <w:t xml:space="preserve">. There is an interesting connection to Fréchet–Hoeffding and Boole–Fréchet Inequalities, which we note but leave for future research.</w:t>
       </w:r>
       <w:r>
         <w:rPr>
           <w:rStyle w:val="FootnoteReference"/>
         </w:rPr>
-        <w:footnoteReference w:id="26"/>
-      </w:r>
-    </w:p>
-    <w:bookmarkEnd w:id="27"/>
-    <w:bookmarkStart w:id="28" w:name="symmetry-and-the-role-of-ties"/>
+        <w:footnoteReference w:id="34"/>
+      </w:r>
+    </w:p>
+    <w:bookmarkEnd w:id="35"/>
+    <w:bookmarkEnd w:id="36"/>
+    <w:bookmarkStart w:id="40" w:name="X0ff0190cd953fa6e2c760e17da9d4358e384a34"/>
+    <w:p>
+      <w:pPr>
+        <w:pStyle w:val="Heading1"/>
+      </w:pPr>
+      <w:r>
+        <w:t xml:space="preserve">4. Measurement Issues and Metrics of Constraint</w:t>
+      </w:r>
+    </w:p>
+    <w:p>
+      <w:pPr>
+        <w:pStyle w:val="FirstParagraph"/>
+      </w:pPr>
+      <w:r>
+        <w:t xml:space="preserve">IN THIS SECTION: “How to define metrics (on</w:t>
+      </w:r>
+      <w:r>
+        <w:t xml:space="preserve"> </w:t>
+      </w:r>
+      <w:r>
+        <w:rPr>
+          <w:i/>
+          <w:iCs/>
+        </w:rPr>
+        <w:t xml:space="preserve">pairs</w:t>
+      </w:r>
+      <w:r>
+        <w:t xml:space="preserve"> </w:t>
+      </w:r>
+      <w:r>
+        <w:t xml:space="preserve">of discrete probability distributions) to</w:t>
+      </w:r>
+      <w:r>
+        <w:t xml:space="preserve"> </w:t>
+      </w:r>
+      <w:r>
+        <w:rPr>
+          <w:i/>
+          <w:iCs/>
+        </w:rPr>
+        <w:t xml:space="preserve">explain</w:t>
+      </w:r>
+      <w:r>
+        <w:t xml:space="preserve">:</w:t>
+      </w:r>
+    </w:p>
+    <w:bookmarkStart w:id="37" w:name="symmetry-and-the-role-of-ties"/>
     <w:p>
       <w:pPr>
         <w:pStyle w:val="Heading2"/>
       </w:pPr>
       <w:r>
-        <w:t xml:space="preserve">4.2 Symmetry and the Role of Ties</w:t>
+        <w:t xml:space="preserve">4.1 Symmetry and the Role of Ties</w:t>
       </w:r>
     </w:p>
     <w:p>
@@ -7644,7 +8262,7 @@
         <w:pStyle w:val="Compact"/>
         <w:numPr>
           <w:ilvl w:val="0"/>
-          <w:numId w:val="1023"/>
+          <w:numId w:val="1031"/>
         </w:numPr>
       </w:pPr>
       <w:r>
@@ -7703,21 +8321,21 @@
         <w:pStyle w:val="Compact"/>
         <w:numPr>
           <w:ilvl w:val="0"/>
-          <w:numId w:val="1023"/>
+          <w:numId w:val="1031"/>
         </w:numPr>
       </w:pPr>
       <w:r>
         <w:t xml:space="preserve">How ties in marginal distributions affect the attainability of the lower bound</w:t>
       </w:r>
     </w:p>
-    <w:bookmarkEnd w:id="28"/>
-    <w:bookmarkStart w:id="29" w:name="special-cases-and-boundary-conditions"/>
+    <w:bookmarkEnd w:id="37"/>
+    <w:bookmarkStart w:id="38" w:name="special-cases-and-boundary-conditions"/>
     <w:p>
       <w:pPr>
         <w:pStyle w:val="Heading2"/>
       </w:pPr>
       <w:r>
-        <w:t xml:space="preserve">4.3 Special Cases and Boundary Conditions</w:t>
+        <w:t xml:space="preserve">4.2 Special Cases and Boundary Conditions</w:t>
       </w:r>
     </w:p>
     <w:p>
@@ -7725,7 +8343,7 @@
         <w:pStyle w:val="Compact"/>
         <w:numPr>
           <w:ilvl w:val="0"/>
-          <w:numId w:val="1024"/>
+          <w:numId w:val="1032"/>
         </w:numPr>
       </w:pPr>
       <w:r>
@@ -7740,21 +8358,21 @@
         <w:pStyle w:val="Compact"/>
         <w:numPr>
           <w:ilvl w:val="0"/>
-          <w:numId w:val="1024"/>
+          <w:numId w:val="1032"/>
         </w:numPr>
       </w:pPr>
       <w:r>
         <w:t xml:space="preserve">Symmetric vs. asymmetric marginal distributions</w:t>
       </w:r>
     </w:p>
-    <w:bookmarkEnd w:id="29"/>
-    <w:bookmarkStart w:id="30" w:name="relation-to-copula-theory-optional"/>
+    <w:bookmarkEnd w:id="38"/>
+    <w:bookmarkStart w:id="39" w:name="relation-to-copula-theory-optional"/>
     <w:p>
       <w:pPr>
         <w:pStyle w:val="Heading2"/>
       </w:pPr>
       <w:r>
-        <w:t xml:space="preserve">4.4 Relation to Copula Theory (Optional)</w:t>
+        <w:t xml:space="preserve">4.3 Relation to Copula Theory (Optional)</w:t>
       </w:r>
     </w:p>
     <w:p>
@@ -7771,18 +8389,18 @@
         <w:t xml:space="preserve">The connection is discussed as a direction for future work.</w:t>
       </w:r>
     </w:p>
-    <w:bookmarkEnd w:id="30"/>
-    <w:bookmarkEnd w:id="31"/>
-    <w:bookmarkStart w:id="35" w:name="Xf655969f53a13973e11fac8526ead33f9fe809e"/>
+    <w:bookmarkEnd w:id="39"/>
+    <w:bookmarkEnd w:id="40"/>
+    <w:bookmarkStart w:id="44" w:name="monte-carlo-simulations"/>
     <w:p>
       <w:pPr>
         <w:pStyle w:val="Heading1"/>
       </w:pPr>
       <w:r>
-        <w:t xml:space="preserve">5. Empirical Illustration and Practical Relevance – Monte Carlo Simulations</w:t>
-      </w:r>
-    </w:p>
-    <w:bookmarkStart w:id="32" w:name="effects-of-marginal-shapes"/>
+        <w:t xml:space="preserve">5. Monte Carlo Simulations</w:t>
+      </w:r>
+    </w:p>
+    <w:bookmarkStart w:id="41" w:name="effects-of-marginal-shapes"/>
     <w:p>
       <w:pPr>
         <w:pStyle w:val="Heading2"/>
@@ -7796,7 +8414,7 @@
         <w:pStyle w:val="Compact"/>
         <w:numPr>
           <w:ilvl w:val="0"/>
-          <w:numId w:val="1025"/>
+          <w:numId w:val="1033"/>
         </w:numPr>
       </w:pPr>
       <w:r>
@@ -7811,15 +8429,15 @@
         <w:pStyle w:val="Compact"/>
         <w:numPr>
           <w:ilvl w:val="0"/>
-          <w:numId w:val="1025"/>
+          <w:numId w:val="1033"/>
         </w:numPr>
       </w:pPr>
       <w:r>
         <w:t xml:space="preserve">Influence of skewness, modality, and entropy</w:t>
       </w:r>
     </w:p>
-    <w:bookmarkEnd w:id="32"/>
-    <w:bookmarkStart w:id="33" w:name="symmetry-breaking-in-correlation-bounds"/>
+    <w:bookmarkEnd w:id="41"/>
+    <w:bookmarkStart w:id="42" w:name="symmetry-breaking-in-correlation-bounds"/>
     <w:p>
       <w:pPr>
         <w:pStyle w:val="Heading2"/>
@@ -7833,7 +8451,7 @@
         <w:pStyle w:val="Compact"/>
         <w:numPr>
           <w:ilvl w:val="0"/>
-          <w:numId w:val="1026"/>
+          <w:numId w:val="1034"/>
         </w:numPr>
       </w:pPr>
       <w:r>
@@ -7892,7 +8510,7 @@
         <w:pStyle w:val="Compact"/>
         <w:numPr>
           <w:ilvl w:val="0"/>
-          <w:numId w:val="1026"/>
+          <w:numId w:val="1034"/>
         </w:numPr>
       </w:pPr>
       <w:r>
@@ -8005,7 +8623,7 @@
         <w:pStyle w:val="Compact"/>
         <w:numPr>
           <w:ilvl w:val="0"/>
-          <w:numId w:val="1027"/>
+          <w:numId w:val="1035"/>
         </w:numPr>
       </w:pPr>
       <w:r>
@@ -8017,7 +8635,7 @@
         <w:pStyle w:val="Compact"/>
         <w:numPr>
           <w:ilvl w:val="0"/>
-          <w:numId w:val="1027"/>
+          <w:numId w:val="1035"/>
         </w:numPr>
       </w:pPr>
       <w:r>
@@ -8054,7 +8672,7 @@
         <w:pStyle w:val="Compact"/>
         <w:numPr>
           <w:ilvl w:val="0"/>
-          <w:numId w:val="1027"/>
+          <w:numId w:val="1035"/>
         </w:numPr>
       </w:pPr>
       <w:r>
@@ -8083,8 +8701,8 @@
         </m:r>
       </m:oMath>
     </w:p>
-    <w:bookmarkEnd w:id="33"/>
-    <w:bookmarkStart w:id="34" w:name="applications-and-implications"/>
+    <w:bookmarkEnd w:id="42"/>
+    <w:bookmarkStart w:id="43" w:name="applications-and-implications"/>
     <w:p>
       <w:pPr>
         <w:pStyle w:val="Heading2"/>
@@ -8098,7 +8716,7 @@
         <w:pStyle w:val="Compact"/>
         <w:numPr>
           <w:ilvl w:val="0"/>
-          <w:numId w:val="1028"/>
+          <w:numId w:val="1036"/>
         </w:numPr>
       </w:pPr>
       <w:r>
@@ -8113,7 +8731,7 @@
         <w:pStyle w:val="Compact"/>
         <w:numPr>
           <w:ilvl w:val="0"/>
-          <w:numId w:val="1028"/>
+          <w:numId w:val="1036"/>
         </w:numPr>
       </w:pPr>
       <w:r>
@@ -8128,7 +8746,7 @@
         <w:pStyle w:val="Compact"/>
         <w:numPr>
           <w:ilvl w:val="0"/>
-          <w:numId w:val="1028"/>
+          <w:numId w:val="1036"/>
         </w:numPr>
       </w:pPr>
       <w:r>
@@ -8149,9 +8767,9 @@
         <w:t xml:space="preserve">in applied contexts</w:t>
       </w:r>
     </w:p>
-    <w:bookmarkEnd w:id="34"/>
-    <w:bookmarkEnd w:id="35"/>
-    <w:bookmarkStart w:id="37" w:name="extensions-and-open-questions"/>
+    <w:bookmarkEnd w:id="43"/>
+    <w:bookmarkEnd w:id="44"/>
+    <w:bookmarkStart w:id="46" w:name="extensions-and-open-questions"/>
     <w:p>
       <w:pPr>
         <w:pStyle w:val="Heading1"/>
@@ -8165,7 +8783,7 @@
         <w:pStyle w:val="Compact"/>
         <w:numPr>
           <w:ilvl w:val="0"/>
-          <w:numId w:val="1029"/>
+          <w:numId w:val="1037"/>
         </w:numPr>
       </w:pPr>
       <w:r>
@@ -8180,7 +8798,7 @@
         <w:pStyle w:val="Compact"/>
         <w:numPr>
           <w:ilvl w:val="0"/>
-          <w:numId w:val="1029"/>
+          <w:numId w:val="1037"/>
         </w:numPr>
       </w:pPr>
       <w:r>
@@ -8261,7 +8879,7 @@
         <w:pStyle w:val="Compact"/>
         <w:numPr>
           <w:ilvl w:val="0"/>
-          <w:numId w:val="1029"/>
+          <w:numId w:val="1037"/>
         </w:numPr>
       </w:pPr>
       <w:r>
@@ -8276,7 +8894,7 @@
         </m:r>
       </m:oMath>
     </w:p>
-    <w:bookmarkStart w:id="36" w:name="to-do"/>
+    <w:bookmarkStart w:id="45" w:name="to-do"/>
     <w:p>
       <w:pPr>
         <w:pStyle w:val="Heading2"/>
@@ -8290,7 +8908,7 @@
         <w:pStyle w:val="Compact"/>
         <w:numPr>
           <w:ilvl w:val="0"/>
-          <w:numId w:val="1030"/>
+          <w:numId w:val="1038"/>
         </w:numPr>
       </w:pPr>
       <w:r>
@@ -8337,7 +8955,7 @@
         <w:pStyle w:val="Compact"/>
         <w:numPr>
           <w:ilvl w:val="0"/>
-          <w:numId w:val="1030"/>
+          <w:numId w:val="1038"/>
         </w:numPr>
       </w:pPr>
       <w:r>
@@ -8390,7 +9008,7 @@
         <w:pStyle w:val="Compact"/>
         <w:numPr>
           <w:ilvl w:val="0"/>
-          <w:numId w:val="1030"/>
+          <w:numId w:val="1038"/>
         </w:numPr>
       </w:pPr>
       <w:r>
@@ -8435,9 +9053,9 @@
         <w:t xml:space="preserve">(value assignment. So using ranks is actually w.l.o.g.)</w:t>
       </w:r>
     </w:p>
-    <w:bookmarkEnd w:id="36"/>
-    <w:bookmarkEnd w:id="37"/>
-    <w:bookmarkStart w:id="38" w:name="conclusion"/>
+    <w:bookmarkEnd w:id="45"/>
+    <w:bookmarkEnd w:id="46"/>
+    <w:bookmarkStart w:id="47" w:name="conclusion"/>
     <w:p>
       <w:pPr>
         <w:pStyle w:val="Heading1"/>
@@ -8451,7 +9069,7 @@
         <w:pStyle w:val="Compact"/>
         <w:numPr>
           <w:ilvl w:val="0"/>
-          <w:numId w:val="1031"/>
+          <w:numId w:val="1039"/>
         </w:numPr>
       </w:pPr>
       <w:r>
@@ -8463,7 +9081,7 @@
         <w:pStyle w:val="Compact"/>
         <w:numPr>
           <w:ilvl w:val="0"/>
-          <w:numId w:val="1031"/>
+          <w:numId w:val="1039"/>
         </w:numPr>
       </w:pPr>
       <w:r>
@@ -8475,7 +9093,7 @@
         <w:pStyle w:val="Compact"/>
         <w:numPr>
           <w:ilvl w:val="0"/>
-          <w:numId w:val="1031"/>
+          <w:numId w:val="1039"/>
         </w:numPr>
       </w:pPr>
       <w:r>
@@ -8487,8 +9105,8 @@
         <w:br w:type="page"/>
       </w:r>
     </w:p>
-    <w:bookmarkEnd w:id="38"/>
-    <w:bookmarkStart w:id="42" w:name="references"/>
+    <w:bookmarkEnd w:id="47"/>
+    <w:bookmarkStart w:id="51" w:name="references"/>
     <w:p>
       <w:pPr>
         <w:pStyle w:val="Heading1"/>
@@ -8497,8 +9115,8 @@
         <w:t xml:space="preserve">8. References</w:t>
       </w:r>
     </w:p>
-    <w:bookmarkStart w:id="41" w:name="refs"/>
-    <w:bookmarkStart w:id="39" w:name="ref-hard52-inequalities"/>
+    <w:bookmarkStart w:id="50" w:name="refs"/>
+    <w:bookmarkStart w:id="48" w:name="ref-hard52-inequalities"/>
     <w:p>
       <w:pPr>
         <w:pStyle w:val="Bibliography"/>
@@ -8520,8 +9138,8 @@
         <w:t xml:space="preserve">. Cambridge University Press.</w:t>
       </w:r>
     </w:p>
-    <w:bookmarkEnd w:id="39"/>
-    <w:bookmarkStart w:id="40" w:name="ref-whit76-bivariate"/>
+    <w:bookmarkEnd w:id="48"/>
+    <w:bookmarkStart w:id="49" w:name="ref-whit76-bivariate"/>
     <w:p>
       <w:pPr>
         <w:pStyle w:val="Bibliography"/>
@@ -8577,15 +9195,15 @@
         <w:t xml:space="preserve">(6), 1280–1289.</w:t>
       </w:r>
     </w:p>
-    <w:bookmarkEnd w:id="40"/>
-    <w:bookmarkEnd w:id="41"/>
+    <w:bookmarkEnd w:id="49"/>
+    <w:bookmarkEnd w:id="50"/>
     <w:p>
       <w:r>
         <w:br w:type="page"/>
       </w:r>
     </w:p>
-    <w:bookmarkEnd w:id="42"/>
-    <w:bookmarkStart w:id="43" w:name="appendix-a-mathematical-proofs"/>
+    <w:bookmarkEnd w:id="51"/>
+    <w:bookmarkStart w:id="52" w:name="appendix-a-mathematical-proofs"/>
     <w:p>
       <w:pPr>
         <w:pStyle w:val="Heading1"/>
@@ -8599,15 +9217,15 @@
         <w:pStyle w:val="Compact"/>
         <w:numPr>
           <w:ilvl w:val="0"/>
-          <w:numId w:val="1032"/>
+          <w:numId w:val="1040"/>
         </w:numPr>
       </w:pPr>
       <w:r>
         <w:t xml:space="preserve">Formal derivations of optimal coupling and analytical bounds</w:t>
       </w:r>
     </w:p>
-    <w:bookmarkEnd w:id="43"/>
-    <w:bookmarkStart w:id="44" w:name="Xcbc1e63e2676ae6940216baa962f3b1416b12e5"/>
+    <w:bookmarkEnd w:id="52"/>
+    <w:bookmarkStart w:id="53" w:name="Xcbc1e63e2676ae6940216baa962f3b1416b12e5"/>
     <w:p>
       <w:pPr>
         <w:pStyle w:val="Heading1"/>
@@ -8621,7 +9239,7 @@
         <w:pStyle w:val="Compact"/>
         <w:numPr>
           <w:ilvl w:val="0"/>
-          <w:numId w:val="1033"/>
+          <w:numId w:val="1041"/>
         </w:numPr>
       </w:pPr>
       <w:r>
@@ -8636,15 +9254,15 @@
         <w:pStyle w:val="Compact"/>
         <w:numPr>
           <w:ilvl w:val="0"/>
-          <w:numId w:val="1033"/>
+          <w:numId w:val="1041"/>
         </w:numPr>
       </w:pPr>
       <w:r>
         <w:t xml:space="preserve">Description of randomization testing features</w:t>
       </w:r>
     </w:p>
-    <w:bookmarkEnd w:id="44"/>
-    <w:bookmarkStart w:id="45" w:name="X0fa965c16005f1205fcf7fee981caab2b595cd3"/>
+    <w:bookmarkEnd w:id="53"/>
+    <w:bookmarkStart w:id="54" w:name="X0fa965c16005f1205fcf7fee981caab2b595cd3"/>
     <w:p>
       <w:pPr>
         <w:pStyle w:val="Heading1"/>
@@ -8658,14 +9276,14 @@
         <w:pStyle w:val="Compact"/>
         <w:numPr>
           <w:ilvl w:val="0"/>
-          <w:numId w:val="1034"/>
+          <w:numId w:val="1042"/>
         </w:numPr>
       </w:pPr>
       <w:r>
         <w:t xml:space="preserve">Supplementary empirical examples, simulation results</w:t>
       </w:r>
     </w:p>
-    <w:bookmarkEnd w:id="45"/>
+    <w:bookmarkEnd w:id="54"/>
     <w:sectPr/>
   </w:body>
 </w:document>
@@ -8691,7 +9309,7 @@
       </w:r>
     </w:p>
   </w:footnote>
-  <w:footnote w:id="26">
+  <w:footnote w:id="34">
     <w:p>
       <w:pPr>
         <w:pStyle w:val="FootnoteText"/>
@@ -9027,6 +9645,24 @@
     <w:abstractNumId w:val="991"/>
   </w:num>
   <w:num w:numId="1002">
+    <w:abstractNumId w:val="991"/>
+  </w:num>
+  <w:num w:numId="1003">
+    <w:abstractNumId w:val="991"/>
+  </w:num>
+  <w:num w:numId="1004">
+    <w:abstractNumId w:val="991"/>
+  </w:num>
+  <w:num w:numId="1005">
+    <w:abstractNumId w:val="991"/>
+  </w:num>
+  <w:num w:numId="1006">
+    <w:abstractNumId w:val="991"/>
+  </w:num>
+  <w:num w:numId="1007">
+    <w:abstractNumId w:val="991"/>
+  </w:num>
+  <w:num w:numId="1008">
     <w:abstractNumId w:val="99411"/>
     <w:lvlOverride w:ilvl="0">
       <w:startOverride w:val="1"/>
@@ -9056,7 +9692,10 @@
       <w:startOverride w:val="1"/>
     </w:lvlOverride>
   </w:num>
-  <w:num w:numId="1003">
+  <w:num w:numId="1009">
+    <w:abstractNumId w:val="991"/>
+  </w:num>
+  <w:num w:numId="1010">
     <w:abstractNumId w:val="99411"/>
     <w:lvlOverride w:ilvl="0">
       <w:startOverride w:val="1"/>
@@ -9086,7 +9725,7 @@
       <w:startOverride w:val="1"/>
     </w:lvlOverride>
   </w:num>
-  <w:num w:numId="1004">
+  <w:num w:numId="1011">
     <w:abstractNumId w:val="99411"/>
     <w:lvlOverride w:ilvl="0">
       <w:startOverride w:val="1"/>
@@ -9116,29 +9755,35 @@
       <w:startOverride w:val="1"/>
     </w:lvlOverride>
   </w:num>
-  <w:num w:numId="1005">
-    <w:abstractNumId w:val="991"/>
-  </w:num>
-  <w:num w:numId="1006">
-    <w:abstractNumId w:val="991"/>
-  </w:num>
-  <w:num w:numId="1007">
-    <w:abstractNumId w:val="991"/>
-  </w:num>
-  <w:num w:numId="1008">
-    <w:abstractNumId w:val="991"/>
-  </w:num>
-  <w:num w:numId="1009">
-    <w:abstractNumId w:val="991"/>
-  </w:num>
-  <w:num w:numId="1010">
-    <w:abstractNumId w:val="991"/>
-  </w:num>
-  <w:num w:numId="1011">
-    <w:abstractNumId w:val="991"/>
-  </w:num>
   <w:num w:numId="1012">
-    <w:abstractNumId w:val="991"/>
+    <w:abstractNumId w:val="99411"/>
+    <w:lvlOverride w:ilvl="0">
+      <w:startOverride w:val="1"/>
+    </w:lvlOverride>
+    <w:lvlOverride w:ilvl="1">
+      <w:startOverride w:val="1"/>
+    </w:lvlOverride>
+    <w:lvlOverride w:ilvl="2">
+      <w:startOverride w:val="1"/>
+    </w:lvlOverride>
+    <w:lvlOverride w:ilvl="3">
+      <w:startOverride w:val="1"/>
+    </w:lvlOverride>
+    <w:lvlOverride w:ilvl="4">
+      <w:startOverride w:val="1"/>
+    </w:lvlOverride>
+    <w:lvlOverride w:ilvl="5">
+      <w:startOverride w:val="1"/>
+    </w:lvlOverride>
+    <w:lvlOverride w:ilvl="6">
+      <w:startOverride w:val="1"/>
+    </w:lvlOverride>
+    <w:lvlOverride w:ilvl="7">
+      <w:startOverride w:val="1"/>
+    </w:lvlOverride>
+    <w:lvlOverride w:ilvl="8">
+      <w:startOverride w:val="1"/>
+    </w:lvlOverride>
   </w:num>
   <w:num w:numId="1013">
     <w:abstractNumId w:val="991"/>
@@ -9192,7 +9837,34 @@
     <w:abstractNumId w:val="991"/>
   </w:num>
   <w:num w:numId="1030">
-    <w:abstractNumId w:val="991"/>
+    <w:abstractNumId w:val="99411"/>
+    <w:lvlOverride w:ilvl="0">
+      <w:startOverride w:val="1"/>
+    </w:lvlOverride>
+    <w:lvlOverride w:ilvl="1">
+      <w:startOverride w:val="1"/>
+    </w:lvlOverride>
+    <w:lvlOverride w:ilvl="2">
+      <w:startOverride w:val="1"/>
+    </w:lvlOverride>
+    <w:lvlOverride w:ilvl="3">
+      <w:startOverride w:val="1"/>
+    </w:lvlOverride>
+    <w:lvlOverride w:ilvl="4">
+      <w:startOverride w:val="1"/>
+    </w:lvlOverride>
+    <w:lvlOverride w:ilvl="5">
+      <w:startOverride w:val="1"/>
+    </w:lvlOverride>
+    <w:lvlOverride w:ilvl="6">
+      <w:startOverride w:val="1"/>
+    </w:lvlOverride>
+    <w:lvlOverride w:ilvl="7">
+      <w:startOverride w:val="1"/>
+    </w:lvlOverride>
+    <w:lvlOverride w:ilvl="8">
+      <w:startOverride w:val="1"/>
+    </w:lvlOverride>
   </w:num>
   <w:num w:numId="1031">
     <w:abstractNumId w:val="991"/>
@@ -9204,6 +9876,30 @@
     <w:abstractNumId w:val="991"/>
   </w:num>
   <w:num w:numId="1034">
+    <w:abstractNumId w:val="991"/>
+  </w:num>
+  <w:num w:numId="1035">
+    <w:abstractNumId w:val="991"/>
+  </w:num>
+  <w:num w:numId="1036">
+    <w:abstractNumId w:val="991"/>
+  </w:num>
+  <w:num w:numId="1037">
+    <w:abstractNumId w:val="991"/>
+  </w:num>
+  <w:num w:numId="1038">
+    <w:abstractNumId w:val="991"/>
+  </w:num>
+  <w:num w:numId="1039">
+    <w:abstractNumId w:val="991"/>
+  </w:num>
+  <w:num w:numId="1040">
+    <w:abstractNumId w:val="991"/>
+  </w:num>
+  <w:num w:numId="1041">
+    <w:abstractNumId w:val="991"/>
+  </w:num>
+  <w:num w:numId="1042">
     <w:abstractNumId w:val="991"/>
   </w:num>
 </w:numbering>

--- a/paper/ElasticBounds-r_v3.docx
+++ b/paper/ElasticBounds-r_v3.docx
@@ -612,6 +612,24 @@
     <w:p>
       <w:pPr>
         <w:pStyle w:val="FirstParagraph"/>
+      </w:pPr>
+      <w:r>
+        <w:t xml:space="preserve">(</w:t>
+      </w:r>
+      <w:r>
+        <w:rPr>
+          <w:b/>
+          <w:bCs/>
+        </w:rPr>
+        <w:t xml:space="preserve">hard?</w:t>
+      </w:r>
+      <w:r>
+        <w:t xml:space="preserve">)</w:t>
+      </w:r>
+    </w:p>
+    <w:p>
+      <w:pPr>
+        <w:pStyle w:val="BodyText"/>
       </w:pPr>
       <w:r>
         <w:t xml:space="preserve">(Hardy et al., 1952)</w:t>
